--- a/example_articles/countries/India/1.countries_India_New_York_Times.docx
+++ b/example_articles/countries/India/1.countries_India_New_York_Times.docx
@@ -27,17 +27,17 @@
     </w:p>
     <w:p>
       <w:r>
-        <w:t>Source File: NYT/51.DOCX</w:t>
+        <w:t>Source file: NYT/51.DOCX</w:t>
       </w:r>
     </w:p>
     <w:p>
       <w:r>
-        <w:t>Raw locations result: ['India', 'Bihar', 'Uttar Pradesh']</w:t>
+        <w:t>Raw locations result, 'locations': ['India', 'Bihar', 'Uttar Pradesh']</w:t>
       </w:r>
     </w:p>
     <w:p>
       <w:r>
-        <w:t>countries_stand_flat (Standardized): India</w:t>
+        <w:t>Standardized locations result, 'countries_stand_flat': India</w:t>
       </w:r>
     </w:p>
     <w:p>

--- a/example_articles/countries/India/1.countries_India_New_York_Times.docx
+++ b/example_articles/countries/India/1.countries_India_New_York_Times.docx
@@ -7,7 +7,7 @@
         <w:pStyle w:val="Heading1"/>
       </w:pPr>
       <w:r>
-        <w:t>Son of Privilege Takes Baby Steps on Political Proving Ground</w:t>
+        <w:t>In India, Glimpses of Economic Optimism and Frustration</w:t>
       </w:r>
     </w:p>
     <w:p>
@@ -17,22 +17,22 @@
     </w:p>
     <w:p>
       <w:r>
-        <w:t>Date: 2006-11-01</w:t>
+        <w:t>Date: 2015-02-12</w:t>
       </w:r>
     </w:p>
     <w:p>
       <w:r>
-        <w:t>Section: Section B; Column 2; Metropolitan Desk; Pg. 1</w:t>
+        <w:t>Section: Section A; Column 0; Editorial Desk; Pg. 28; EDITORIAL OBSERVER</w:t>
       </w:r>
     </w:p>
     <w:p>
       <w:r>
-        <w:t>Source file: NYT/51.DOCX</w:t>
+        <w:t>Source file: NYT/28.DOCX</w:t>
       </w:r>
     </w:p>
     <w:p>
       <w:r>
-        <w:t>Raw locations result, 'locations': ['India', 'Bihar', 'Uttar Pradesh']</w:t>
+        <w:t>Raw locations result, 'locations': ['India']</w:t>
       </w:r>
     </w:p>
     <w:p>
@@ -49,134 +49,28 @@
     </w:p>
     <w:p>
       <w:r>
-        <w:t xml:space="preserve">He seemed to sprout from nowhere to topple the establishment. In his stunning upset in the August Senate primary, he defeated a three-term incumbent and turned Connecticut politics upside down. He instantly became a favorite of the left-leaning blogosphere and his own political brand, with ''Ned Lamont Democrat'' surfacing on television programs and the Web as code for antiwar outsider. </w:t>
+        <w:t>MUMBAI, India -- Arriving at the new international airport here last month, I felt like I had gotten on the wrong connecting flight and ended up in Shanghai. Instead of the smelly and decaying terminal I remembered from the four years I spent here as a news correspondent, the building was sparkling. The walkway to the immigration counter doubled as a museum filled with paintings, sculptures and handmade crafts from around the country.</w:t>
         <w:br/>
-        <w:t xml:space="preserve">  But since that heady and sudden rise, Mr. Lamont's political star has fallen, as the cable television executive from old money and a cocoon of privilege has faced the cold reality of a more conventional general election campaign, with more fickle voters and a formidable opposition.</w:t>
+        <w:t xml:space="preserve">But the old familiar India soon returned when my cousin drove me out of the parking garage and past the slums near the airport that were made famous by Katherine Boo's book, ''Behind the Beautiful Forevers.'' Stunning wealth and wrenching poverty have always coexisted here. And it still does -- despite the unbridled optimism of politicians, business executives and middle-class Indians about the kind of economic transformation symbolized by Mumbai's airport. I spent a week listening to such talk. Everybody was sure things would change for the rest of India just as they had for the airport because the party of Prime Minister Narendra Modi, a technocrat with a controversial past, had captured a landslide election victory last year.  </w:t>
         <w:br/>
-        <w:t>The Connecticut race has been eclipsed by the frenzy of national Congressional elections. And Mr. Lamont, a relative neophyte whose previous foray into politics consisted of eight years on three local and state boards and a failed bid for State Senate, has struggled amid a brute force response from a seasoned candidate, trailing in the public opinion polls for weeks.</w:t>
+        <w:t xml:space="preserve">  The rest of the world is also hopeful about India. The World Bank and the International Monetary Fund are projecting that India will become the world's fastest-growing major economy in the next several years, surpassing China. The Indian government said this week that its economy may already be growing as fast or faster than China's. </w:t>
         <w:br/>
-        <w:t xml:space="preserve">  The antiwar message that won him the primary has not been, alone, enough of a selling point to the much wider audience of more moderate, less-motivated fall voters, and Mr. Lamont's efforts to broaden his issues portfolio only muddled the differences between him and Senator Joseph I. Lieberman.</w:t>
+        <w:t xml:space="preserve">  It is inevitable that India will eventually grow faster than China for the simple mathematical reason that it is easier to make a small economy bigger than it is to increase the size of a larger one. China's economy was more than twice as big as India's in 2013, after adjusting for population and purchasing power, according to the World Bank. Also, China's population is aging and its labor force is shrinking whereas about half of Indians are 25 or younger and its work force will be expanding for many years to come.</w:t>
         <w:br/>
-        <w:t xml:space="preserve">  The man whose campaign was run out of a coffee shop in Hartford for the first several months lacks Mr. Lieberman's polished prime-time campaign persona; he is far more comfortable at a town committee meeting in the country than on television repeating talking points.</w:t>
+        <w:t xml:space="preserve">  What is less clear is the kind of an economy India will have. Will it be one that caters to the small elite that can afford air travel, or will there also be money and room for decent, affordable housing with running water and round-the-clock electricity? A recent report found that the country has the largest number of billionaires after the United States and China. Yet roughly half the population is stuck in subsistence farming, hoping for better futures for their children. Those young people receive such a lousy education that many businesses consider them unemployable. Many Indians recognize their country's unique challenges, which will take years to address successfully even as others hope for revolutionary change. I struck up a conversation with a working-class man I met in the northern city of Jaipur, Chhagan, who only identified himself by one name. I asked him if he thought Mr. Modi would make India better, he said: ''Modi is a good man, but he is just one man.'' At the Jaipur Literature Festival being held nearby, corporate executives, analysts and government officials offered a more upbeat assessment. One session was titled ''India's Turn: Catalyzing Economic Transformation.''</w:t>
         <w:br/>
-        <w:t xml:space="preserve">  ''You get into this general election and you just don't have a chance to meet people,'' Mr. Lamont said in an interview at the coffee shop, La Paloma Sabonera, where he still stops to nap or discuss strategy with his advisers. ''Now it's TV or a media hit and you've got to respond.''</w:t>
+        <w:t xml:space="preserve">  Mr. Modi's government, in office for less than nine months, has already raised expectations significantly among investors and ordinary people by promising to turn the country into a latter-day China with bullet trains, 100 new ''smart'' cities and tens of millions of manufacturing jobs.</w:t>
         <w:br/>
-        <w:t xml:space="preserve">  He added: ''In hindsight, when Joe Lieberman was outspending me big-time on TV, defining me, I should have probably put up pieces that said: 'Ned Lamont is not a career politician; he's a guy who started up a business. Maybe that's just the type of experience you want in Washington, D.C. He's not beholden to either party -- he's an outsider.' I think I should have gotten that message out sooner.'' </w:t>
+        <w:t xml:space="preserve">  But there is growing frustration that the change he promised might not come soon enough or that it might be disrupted by some of his fanatical right-wing supporters. Nearly two-thirds of Indians surveyed in a recent poll commissioned by The Times of India said Hindu nationalist groups allied with the Bharatiya Janata Party, or B.J.P., were hurting ''the development agenda.'' Earlier this week, an upstart political party trounced Mr. Modi's B.J.P. in local elections in the territory of Delhi. Last year, his party swept all seven races for the lower house of Parliament in Delhi.</w:t>
         <w:br/>
-        <w:t xml:space="preserve">  While Mr. Lamont's arrival on the political scene is often portrayed as a last-minute, spontaneous protest over foreign policy, he in many ways has been preparing for this moment for a long time. Raised in a well-connected family where politics was discussed at dinner and schooled in the nation's training grounds for power, he has been flirting with the possibilities of major public office for at least the past decade.</w:t>
+        <w:t xml:space="preserve">  Economic euphoria can evaporate quickly. When I lived there in 2010, the Indian economy roared back to life after the financial crisis, and seemingly everyone thought the good times were back for good. The Economist magazine, for example, published on its cover a photo of a racing tiger under the headline ''How India's growth will outpace China's.'' But that growth spurt fizzled largely because political leaders at the time became complacent and let corruption and mismanagement spiral out of control.</w:t>
         <w:br/>
-        <w:t xml:space="preserve">  Before financing his own campaign with $12.7 million, and a $2 million loan, Mr. Lamont and his wealthy wife, Ann Huntress Lamont, were steady, generous contributors to local and national politicians -- including Mr. Lieberman -- with donations totaling about $65,000 from 2002 to 2006. </w:t>
+        <w:t xml:space="preserve">  Later this month, Mr. Modi's government is scheduled to present its first full-year budget. Investors and business executives are hoping that it will include proposals for transportation projects, the sale of government-owned companies and changes in taxation. While such measures are important, the budget will have failed if it does not offer a plan to improve public services like education, health and housing.</w:t>
         <w:br/>
-        <w:t xml:space="preserve">  Mr. Lamont organized frequent fund-raisers for President Bill Clinton and the presidential contenders John Kerry and Bill Bradley. He stood in as a surrogate for Mr. Bradley at a debate when the candidate could not attend. </w:t>
-        <w:br/>
-        <w:t xml:space="preserve">  ''I knew I wanted to do something in public service, no question about it,'' Mr. Lamont said. ''My hope had always been to start up a company, get that going, watch my kids grow up, and then at a certain point commit myself to the community or public service in some way.'' </w:t>
-        <w:br/>
-        <w:t xml:space="preserve">  Nancy Johnson Smith, matron of honor at the Lamonts' wedding, said he has been interested in politics since she met him 24 years ago. ''This has been in the workings for their entire marriage,'' Mrs. Smith said. ''This is not, oh, all of a sudden, we'll do this.''</w:t>
+        <w:t xml:space="preserve">  Mr. Modi cannot be expected to cure all of India's problems. For one thing, he is not as powerful as he seems. Like the United States, India is a federal country in which state governments provide most public services. His job is to use all the tools at his disposal to make sure the poorest Indians are not left behind as the economy revs up.</w:t>
         <w:br/>
         <w:br/>
-        <w:t>'How Did I Do?'</w:t>
-        <w:br/>
-        <w:t xml:space="preserve">  On the stump, Mr. Lamont, 52, is boyish, unscripted and sometimes awkward.</w:t>
-        <w:br/>
-        <w:t xml:space="preserve">  Shaking hands recently at a McDonald's in Derby, Mr. Lamont turned back as he walked out of the restaurant to shout, ''Goodbye McDonald's!'' Joined at a home for the elderly in Bridgeport by Senator Edward M. Kennedy of Massachusetts, Mr. Lamont had to be shoved by aides several times into Mr. Kennedy's sphere for the photo opportunity.</w:t>
-        <w:br/>
-        <w:t xml:space="preserve">  Often, in the early days of the campaign, Mr. Lamont would turn to reporters or aides and ask, ''How did I do?''</w:t>
-        <w:br/>
-        <w:t xml:space="preserve">  And though he based much of his primary campaign on opposition to the Iraq war, when asked over dinner in Washington in September how many soldiers from his state had died, Mr. Lamont said he did not know.</w:t>
-        <w:br/>
-        <w:t xml:space="preserve">  With his wealth and pedigree, Mr. Lamont is, as one Democrat who campaigned with him during the primary said, ''an unlikely savior of the Democratic Party.'' </w:t>
-        <w:br/>
-        <w:t xml:space="preserve">  Mr. Lamont often mentions his use of an environmentally correct vehicle, a Ford hybrid, on the campaign trail, but Mr. Lamont and his wife also own a Lexus convertible, a Mercedes, a Volvo, a Jaguar and an electric Gem they keep at their vacation home in Maine. Their children attend private schools in Greenwich, where, until recently, they belonged to an exclusive, mostly white country club, and their art collection includes a Norman Rockwell, ''The Right to Know,'' bought for $1.05 million. </w:t>
-        <w:br/>
-        <w:t xml:space="preserve">  This season's antiwar hero was far more measured and restrained in the editorials he published while running The Exonian, the school newspaper at Phillips Exeter Academy, during the Vietnam War era; one referred to the ''empty rhetoric of the far left and the confrontationists.''</w:t>
-        <w:br/>
-        <w:t xml:space="preserve">  When he won election in 1987 to the Board of Selectmen in Greenwich, a mostly affluent town of 61,000 where Republicans outnumber Democrats roughly two to one, Mr. Lamont told the local newspaper, ''I may look like a Republican, but I think like a Democrat.''</w:t>
-        <w:br/>
-        <w:t xml:space="preserve">  In the current campaign, Mr. Lamont has attacked Mr. Lieberman for missing crucial votes in the Senate, including several on the war. But his own voting record on the Board of Selectmen and the town's Board of Estimate and Taxation, which controls finances, shows the same average rate of attendance, about 93 percent. In 1991, he missed a vote to increase Greenwich's property tax by 7.8 percent, high for the town and one of the most important matters for the board to consider. </w:t>
-        <w:br/>
-        <w:t xml:space="preserve">  Over all, a review of his voting record shows a conservative bent that is indistinguishable from Republicans on fiscal matters. ''I'm a businessman,'' he said. ''We have green eye shades and can't stand spending money.'' </w:t>
-        <w:br/>
-        <w:t xml:space="preserve">  The Lieberman campaign, referring to Mr. Lamont as ''the Greenwich millionaire,'' has argued he is in over his head, slippery on the issues and ill equipped for national office.</w:t>
-        <w:br/>
-        <w:t xml:space="preserve">  Mr. Lamont has tried to turn his short political resume into a sales pitch, constantly painting himself as a Washington ''outsider.'' He only sometimes mentions his service on state and local boards, but repeatedly talks about starting his small, successful cable business ''from scratch.'' </w:t>
-        <w:br/>
-        <w:t xml:space="preserve">  During their first general election debate, Mr. Lieberman scoffed at the claim, saying, ''I'm sure a lot of small businesspeople in this room would like to have started their business with as much scratch as Ned did.''</w:t>
-        <w:br/>
-        <w:br/>
-        <w:t>Country Club Upbringing</w:t>
-        <w:br/>
-        <w:t xml:space="preserve">  A great-grandson of J. P. Morgan's chief executive, Thomas W. Lamont, he has tried during the campaign -- and, friends say, throughout his life -- to play down his wealth, estimated in Senate disclosure documents as $90 million to $332 million.</w:t>
-        <w:br/>
-        <w:t xml:space="preserve">  Asked if there was a limit to what he would personally spend on the race, Mr. Lamont said, ''I'm going to put up enough to defend myself, no question.''</w:t>
-        <w:br/>
-        <w:t xml:space="preserve">  Besides the Greenwich home, the Lamonts own a $1.7 million house in North Haven, Me., and a 55-acre lot in Bridgewater, Conn., they bought last year for $2.2 million. </w:t>
-        <w:br/>
-        <w:t xml:space="preserve">  Mr. Lamont played golf and the three Lamont children learned to swim at Greenwich's prestigious Round Hill Country Club, where President Bush's parents first met. A few months into the campaign, he resigned from the club after 16 years as a member, saying he did not want the club's lack of ethnic diversity to become an issue in the race, a move that backfired as critics questioned why he belonged in the first place.</w:t>
-        <w:br/>
-        <w:t xml:space="preserve">  Mr. Lamont's friends and supporters vehemently dispute the opposition's notion that Mr. Lamont's candidacy is some kind of dilettante's lark.</w:t>
-        <w:br/>
-        <w:t xml:space="preserve">  ''I think he more than ever feels like he belongs,'' said Richard Edelman, who owns a public relations company in Manhattan, attended both Exeter and Harvard with Mr. Lamont, and introduced him to his wife. ''It's not like someone having a wonderful adventure. This is deadly serious for him.''</w:t>
-        <w:br/>
-        <w:t xml:space="preserve">  The eldest of three children, Edward Miner Lamont Jr. was born in Washington, where his father, known as Ted, later worked for the Department of Housing and Urban Development during the Nixon administration, and his mother, Camille, was once an assistant to Senator Estes Kefauver, a Democratic presidential candidate from Tennessee in the 1950's. </w:t>
-        <w:br/>
-        <w:t xml:space="preserve">  The family moved to Syosset, N.Y., when Ned was 7. His mother recalled that he was intensely curious about current events, and when his sisters were 5 and 6, he directed a skit in which he was a journalist interviewing the sisters, cast as senators. </w:t>
-        <w:br/>
-        <w:t xml:space="preserve">  Ned's great-grandfather, the self-made J. P. Morgan partner and chairman, was an adviser to Woodrow Wilson, Herbert Hoover and Franklin D. Roosevelt. His grandfather fought in both world wars. His great-uncle, Corliss Lamont, a humanist philosopher and a director of the American Civil Liberties Union, ran twice for the United States Senate from New York and wrote 16 books, including ''You Might Like Socialism.'' </w:t>
-        <w:br/>
-        <w:t xml:space="preserve">  ''Everybody was involved,'' Ned Lamont said. ''That's what they all had in common.''</w:t>
-        <w:br/>
-        <w:t xml:space="preserve">  Mr. Lamont said Muhammad Ali and Theodore Roosevelt were among his greatest heroes, and that he was particularly moved by the image of Roosevelt charging up San Juan Hill with 15 pairs of eyeglasses in his pocket so he could keep fighting no matter what.</w:t>
-        <w:br/>
-        <w:t xml:space="preserve">  Like several of the Lamont men before him, Ned attended Exeter -- where the Lamont gallery and the Lamont infirmary are testament to the family's gifts to the school -- then Harvard, where a library bears the family name. He worked for The New York Times as a night copy boy for several months before starting college, where he majored in sociology and graduated magna cum laude in 1977.</w:t>
-        <w:br/>
-        <w:t xml:space="preserve">  After Harvard, Mr. Lamont and several friends went to work for an Exeter classmate, Will Hunter, who had started The Black River Tribune, a small-town weekly newspaper in Ludlow, Vt. -- ''the best job I ever had,'' Mr. Lamont said.</w:t>
-        <w:br/>
-        <w:t xml:space="preserve">  He earned $150 a week covering the news of Ludlow and surrounding towns and snapping photographs, eventually becoming the paper's managing editor. The reporters lived together, trading newspaper ads for meals and theater tickets, though Mr. Lamont drove an Audi. Jane Mayer, who writes for The New Yorker and who worked part time as theater critic at The Tribune one summer, recalled that Mr. Lamont was ''smart, funny, decent and dedicated.'' </w:t>
-        <w:br/>
-        <w:t xml:space="preserve">  He was ''penny-pinching,'' she wrote in an e-mail message, pointing out that Mr. Lamont, coming from old money, would recycle margarine tubs and use them as cereal bowls. </w:t>
-        <w:br/>
-        <w:t xml:space="preserve">  Mr. Hunter said he admired Mr. Lamont for joining the newspaper when so many of his Harvard classmates were pursuing jobs that might look better on their resumes.</w:t>
-        <w:br/>
-        <w:t xml:space="preserve">  ''He had no big agenda,'' said Mr. Hunter, who sold The Tribune 10 years ago and now publishes a legal newsletter. ''He was perfectly happy to cover the day-in, day-out workings of the town board.''</w:t>
-        <w:br/>
-        <w:t xml:space="preserve">  After Mr. Lamont left the newspaper, he went on to earn a master's degree in public and private management from Yale, then took a job with Cablevision on Long Island, where he also spent a year working as a volunteer firefighter in Syosset.</w:t>
-        <w:br/>
-        <w:t xml:space="preserve">  By 1984, Mr. Lamont had moved to Connecticut, married, and started Lamont Digital Systems in Greenwich, which supplies cable and sometimes data services to 135 college campuses, usually for a monthly fee. </w:t>
-        <w:br/>
-        <w:t xml:space="preserve">  William F. Henderson III, the president of Local 1298 of the Communication Workers of America, questioned Mr. Lamont's ability to empathize with working-class voters, noting that his company employs nonunion workers. </w:t>
-        <w:br/>
-        <w:t xml:space="preserve">  ''Can he really appreciate the price of heating oil is over two dollars a gallon and having to go without something to afford prescriptions?'' Mr. Henderson asked. ''Does he really feel what workers in this country are feeling?''</w:t>
-        <w:br/>
-        <w:t xml:space="preserve">  But Mr. Lamont said his upstart primary victory was a clear sign that the people of Connecticut were not put off by his wealth. </w:t>
-        <w:br/>
-        <w:t xml:space="preserve">  ''Joe Lieberman was doing one ad after another: 'Ned Lamont is a Greenwich millionaire, Ned Lamont is not like you,' '' he said. ''But I look people in the eye and say, 'This is who I am.' ''</w:t>
-        <w:br/>
-        <w:br/>
-        <w:t>Profile</w:t>
-        <w:br/>
-        <w:t>EDWARD MINER LAMONT JR.</w:t>
-        <w:br/>
-        <w:br/>
-        <w:t>BORN -- Jan. 3, 1954, in Washington, D.C.</w:t>
-        <w:br/>
-        <w:br/>
-        <w:t>EDUCATION -- Harvard, bachelor's degree in sociology, magna cum laude, 1977; Yale School of Management, master's degree in public and private management, 1980.</w:t>
-        <w:br/>
-        <w:br/>
-        <w:t>CAREER -- Manager, Cablevision of Connecticut, 1980-84. Founded Lamont Digital Systems, 1984; currently a minority shareholder.</w:t>
-        <w:br/>
-        <w:br/>
-        <w:t>WIFE -- Ann Huntress Lamont.</w:t>
-        <w:br/>
-        <w:br/>
-        <w:t>CHILDREN -- Emily, 19; Lindsay, 15; Teddy, 13.</w:t>
-        <w:br/>
-        <w:br/>
-        <w:t>HOBBIES -- Reading presidential biographies, running, volunteer teaching.</w:t>
-        <w:br/>
-        <w:br/>
-        <w:br/>
-        <w:t>http://www.nytimes.com</w:t>
+        <w:t>http://www.nytimes.com/2015/02/12/opinion/in-india-glimpses-of-economic-optimism-and-frustration.html</w:t>
         <w:br/>
         <w:br/>
         <w:t>Graphic</w:t>
@@ -184,15 +78,7 @@
         <w:br/>
         <w:t xml:space="preserve"> </w:t>
         <w:br/>
-        <w:t>Photos: Ned Lamont at lunch in Stamford, Conn., on Oct. 16, before a debate with Senator Joseph I. Lieberman. Mr. Lamont, once a huge underdog, then an upset primary winner, trails in the polls with less than a week to go before the election. (Photo by Spencer Platt/Getty Images)(pg. B1)</w:t>
-        <w:br/>
-        <w:t>FRIENDLY TERRITORY -- Ned Lamont, the Democratic candidate for Senate, outside La Paloma Sabonera in Hartford. The coffee shop is a frequent campaign hangout. (Photo by Andrew Henderson for The New York Times)</w:t>
-        <w:br/>
-        <w:t>WARMING UP -- Mr. Lamont with two members of his campaign staff, Edward Vale, left, and Mark Bradley, before a policy speech on energy. (Photo by Jessica Hill/Associated Press)</w:t>
-        <w:br/>
-        <w:t>FUND-RAISER -- Ned Lamont and his wife, Ann, joined other Democratic contributors in Greenwich with the candidate Bill Clinton in 1992.</w:t>
-        <w:br/>
-        <w:t xml:space="preserve"> FAMILY GATHERING -- The Lamonts vacationing in Maine in 1969: Ned, top right, with his parents, Ted and Buz, and sisters Camille, left, and Helena. (pg. B8)</w:t>
+        <w:t>GRAPHIC</w:t>
       </w:r>
     </w:p>
     <w:sectPr>

--- a/example_articles/countries/India/1.countries_India_New_York_Times.docx
+++ b/example_articles/countries/India/1.countries_India_New_York_Times.docx
@@ -7,7 +7,7 @@
         <w:pStyle w:val="Heading1"/>
       </w:pPr>
       <w:r>
-        <w:t>In India, Glimpses of Economic Optimism and Frustration</w:t>
+        <w:t>A Biennale Fit for India</w:t>
       </w:r>
     </w:p>
     <w:p>
@@ -17,17 +17,17 @@
     </w:p>
     <w:p>
       <w:r>
-        <w:t>Date: 2015-02-12</w:t>
+        <w:t>Date: 2019-01-13</w:t>
       </w:r>
     </w:p>
     <w:p>
       <w:r>
-        <w:t>Section: Section A; Column 0; Editorial Desk; Pg. 28; EDITORIAL OBSERVER</w:t>
+        <w:t>Section: Section AR; Column 0; Arts and Leisure Desk; Pg. 18</w:t>
       </w:r>
     </w:p>
     <w:p>
       <w:r>
-        <w:t>Source file: NYT/28.DOCX</w:t>
+        <w:t>Source file: NYT/23.DOCX</w:t>
       </w:r>
     </w:p>
     <w:p>
@@ -49,28 +49,70 @@
     </w:p>
     <w:p>
       <w:r>
-        <w:t>MUMBAI, India -- Arriving at the new international airport here last month, I felt like I had gotten on the wrong connecting flight and ended up in Shanghai. Instead of the smelly and decaying terminal I remembered from the four years I spent here as a news correspondent, the building was sparkling. The walkway to the immigration counter doubled as a museum filled with paintings, sculptures and handmade crafts from around the country.</w:t>
+        <w:t>KOCHI, India -- Clad in a simple striped shirt and the white mundu of the city's fishmongers, Bashir stood out from the well-heeled throng at the warehouse galleries and tree-filled courtyards on the first day of India's biggest contemporary art show, the Kochi-Muziris Biennale.</w:t>
         <w:br/>
-        <w:t xml:space="preserve">But the old familiar India soon returned when my cousin drove me out of the parking garage and past the slums near the airport that were made famous by Katherine Boo's book, ''Behind the Beautiful Forevers.'' Stunning wealth and wrenching poverty have always coexisted here. And it still does -- despite the unbridled optimism of politicians, business executives and middle-class Indians about the kind of economic transformation symbolized by Mumbai's airport. I spent a week listening to such talk. Everybody was sure things would change for the rest of India just as they had for the airport because the party of Prime Minister Narendra Modi, a technocrat with a controversial past, had captured a landslide election victory last year.  </w:t>
+        <w:t xml:space="preserve">Keeping to himself, he moved from room to room, stopping to study moody landscapes by the Delhi photographer Chandan Gomes that were paired with imaginary scenes drawn by a girl who died at age 12. </w:t>
         <w:br/>
-        <w:t xml:space="preserve">  The rest of the world is also hopeful about India. The World Bank and the International Monetary Fund are projecting that India will become the world's fastest-growing major economy in the next several years, surpassing China. The Indian government said this week that its economy may already be growing as fast or faster than China's. </w:t>
+        <w:t xml:space="preserve">  ''I don't understand the inner meaning of the art,'' said Bashir, who uses one name and makes a living wrapping and delivering fish. ''I just like to see beautiful things.''</w:t>
         <w:br/>
-        <w:t xml:space="preserve">  It is inevitable that India will eventually grow faster than China for the simple mathematical reason that it is easier to make a small economy bigger than it is to increase the size of a larger one. China's economy was more than twice as big as India's in 2013, after adjusting for population and purchasing power, according to the World Bank. Also, China's population is aging and its labor force is shrinking whereas about half of Indians are 25 or younger and its work force will be expanding for many years to come.</w:t>
+        <w:t xml:space="preserve">  Bashir's willingness to engage with the artwork, no matter how challenging, was a victory for the show's organizers. The southern state of Kerala, and India as a whole, have very few public venues to see art. So the organizers of the biennale, which runs until March 29, strove to create an event that would appeal to everyone -- from untutored day laborers to veteran museum curators.</w:t>
         <w:br/>
-        <w:t xml:space="preserve">  What is less clear is the kind of an economy India will have. Will it be one that caters to the small elite that can afford air travel, or will there also be money and room for decent, affordable housing with running water and round-the-clock electricity? A recent report found that the country has the largest number of billionaires after the United States and China. Yet roughly half the population is stuck in subsistence farming, hoping for better futures for their children. Those young people receive such a lousy education that many businesses consider them unemployable. Many Indians recognize their country's unique challenges, which will take years to address successfully even as others hope for revolutionary change. I struck up a conversation with a working-class man I met in the northern city of Jaipur, Chhagan, who only identified himself by one name. I asked him if he thought Mr. Modi would make India better, he said: ''Modi is a good man, but he is just one man.'' At the Jaipur Literature Festival being held nearby, corporate executives, analysts and government officials offered a more upbeat assessment. One session was titled ''India's Turn: Catalyzing Economic Transformation.''</w:t>
+        <w:t xml:space="preserve">  ''We are making a cultural festival,'' said Bose Krishnamachari, a painter from Kerala who co-founded the show eight years ago. ''We have tried to penetrate to the people's minds so that they feel that it is their biennale.''</w:t>
         <w:br/>
-        <w:t xml:space="preserve">  Mr. Modi's government, in office for less than nine months, has already raised expectations significantly among investors and ordinary people by promising to turn the country into a latter-day China with bullet trains, 100 new ''smart'' cities and tens of millions of manufacturing jobs.</w:t>
+        <w:t xml:space="preserve">  Performances by Oorali, a multilingual folk-reggae band from Kerala whose tour bus opens up to become a stage, are mixed in with more cerebral works, such as B.V. Suresh's ''Canes of Wrath,'' a dark room filled with representations of slaughtered peacocks, clattering canes and whirling brooms designed to evoke the oppressive tactics of India's Hindu extremists.</w:t>
         <w:br/>
-        <w:t xml:space="preserve">  But there is growing frustration that the change he promised might not come soon enough or that it might be disrupted by some of his fanatical right-wing supporters. Nearly two-thirds of Indians surveyed in a recent poll commissioned by The Times of India said Hindu nationalist groups allied with the Bharatiya Janata Party, or B.J.P., were hurting ''the development agenda.'' Earlier this week, an upstart political party trounced Mr. Modi's B.J.P. in local elections in the territory of Delhi. Last year, his party swept all seven races for the lower house of Parliament in Delhi.</w:t>
+        <w:t xml:space="preserve">  The acclaimed South African artist William Kentridge has been given space for an eight-screen video installation featuring his famous dancing silhouettes. But the biennale's curator, Anita Dube, also chose to show the works of Bapi Das, a little-known artist from Kolkata, who drives a three-wheeled taxi and sews needlepoint scenes of daily life there.</w:t>
         <w:br/>
-        <w:t xml:space="preserve">  Economic euphoria can evaporate quickly. When I lived there in 2010, the Indian economy roared back to life after the financial crisis, and seemingly everyone thought the good times were back for good. The Economist magazine, for example, published on its cover a photo of a racing tiger under the headline ''How India's growth will outpace China's.'' But that growth spurt fizzled largely because political leaders at the time became complacent and let corruption and mismanagement spiral out of control.</w:t>
+        <w:t xml:space="preserve">  Many of the works are interactive, and on Mondays, entry to the biennale is free, an attempt to draw in local laborers like Bashir, who would balk at paying the entry fee of 100 rupees, about $1.40. A satellite show supports the next generation of artists, featuring about 130 projects from students across South Asia.</w:t>
         <w:br/>
-        <w:t xml:space="preserve">  Later this month, Mr. Modi's government is scheduled to present its first full-year budget. Investors and business executives are hoping that it will include proposals for transportation projects, the sale of government-owned companies and changes in taxation. While such measures are important, the budget will have failed if it does not offer a plan to improve public services like education, health and housing.</w:t>
+        <w:t xml:space="preserve">  The title of the biennale, ''Possibilities for a Non-Alienated Life,'' reflects Ms. Dube's effort to build connections between communities, both in Kochi and beyond.</w:t>
         <w:br/>
-        <w:t xml:space="preserve">  Mr. Modi cannot be expected to cure all of India's problems. For one thing, he is not as powerful as he seems. Like the United States, India is a federal country in which state governments provide most public services. His job is to use all the tools at his disposal to make sure the poorest Indians are not left behind as the economy revs up.</w:t>
+        <w:t xml:space="preserve">  ''In spite of our hyper-connectivity, we are more and more alienated from each other,'' said Ms. Dube, a sculptor and art historian. ''We need to think of ways that people can be together via culture.''</w:t>
+        <w:br/>
+        <w:t xml:space="preserve">  Kochi, a centuries-old port city formerly known as Cochin, was at various times ruled by the Portuguese, the Dutch and the British. It has long been a melting pot of cultures and religions.</w:t>
+        <w:br/>
+        <w:t xml:space="preserve">  From its first edition, the biennale has tried to reflect that inclusiveness. For this one, Ms. Dube recruited more than 100 artists from India and 30 other countries. More than half are women, and many, like Mr. Das, had received little previous exposure.</w:t>
+        <w:br/>
+        <w:t xml:space="preserve">  Shambhavi, a painter and sculptor from the rural Indian state of Bihar, said that women who are artists had long struggled to get the same attention as men. Her work here -- a cluster of 300 sickles and other abstract sculptures of farm life -- has no distinct gender cast. ''But the farmer's world is very feminine, close to the earth,'' said Shambhavi, who uses one name professionally.</w:t>
+        <w:br/>
+        <w:t xml:space="preserve">  Contemporary art can be difficult for audiences anywhere to understand, and especially so in India, a nation of 1.3 billion people with little arts education, few museums and almost no government support for the fine arts.</w:t>
+        <w:br/>
+        <w:t xml:space="preserve">  Galleries and private museums have begun to take root in some cities. The Kerala government is a major sponsor of the Kochi biennale, which cost about $4 million.</w:t>
+        <w:br/>
+        <w:t xml:space="preserve">  However, India's leaders have generally focused on other needs, such as food and health care for the many Indians who live in deep poverty. The art that does get funded tends to support political goals. The government just spent about $430 million to build the world's tallest statue -- a 597-foot monument to the independence leader Sardar Vallabhbhai Patel by the sculptor Ram V. Sutar -- in Gujarat, the home state of India's current prime minister, Narendra Modi. Two bigger statues, of the ancient king Chhatrapati Shivaji and the Hindu deity Ram, are planned in other states run by Mr. Modi's party.</w:t>
+        <w:br/>
+        <w:t xml:space="preserve">  ''It's all about railways, more airports, more roads, more high-rises, and now, the biggest statues in the world,'' Ms. Dube complained. ''Culture is at the back.''</w:t>
+        <w:br/>
+        <w:t xml:space="preserve">  The biennale in 2016-17 drew about 600,000 visitors, and planners hope for 700,000 this time. For Kerala, devastated by flooding from last summer's monsoons, the show is an economic lifeline that is expected to draw tourists from around the world, some of whom may also visit the area's beaches or stay on houseboats on its inland waterways.</w:t>
+        <w:br/>
+        <w:t xml:space="preserve">  Some artists here are paying homage to the flood's victims. Marzia Farhana's installation, ''Ecocide and the Rise of Free Fall,'' suspends refrigerators and books salvaged from flooded homes, in a symbolic representation of impermanence. Oorali plans to take its bus on the road and perform up and down the coast, entertaining fishermen who heroically rescued many people from the rising waters.</w:t>
+        <w:br/>
+        <w:t xml:space="preserve">  Shanay Jhaveri, assistant curator of South Asian art at the Metropolitan Museum of Art in New York, attended the biennale's opening and said he was struck by how the exhibition addresses the political issues of the day without proselytizing.</w:t>
+        <w:br/>
+        <w:t xml:space="preserve">  ''It's about setting up a conversation,'' he said. ''I don't think Anita is trying to provide an answer. She is asking, 'How do we find a way to support each other?'''</w:t>
+        <w:br/>
+        <w:t xml:space="preserve">  After getting off to a slow start on Dec. 12, the show built momentum over the Christmas and New Year's holidays, when many Indian businesses and schools were closed. The main venue at Aspinwall House was crowded with families taking cellphone photos, and people flocked to ''Water Temple,'' an outdoor installation by the Beijing artist Song Dong that invites guests to make ephemeral paintings on its walls with a brush and water.</w:t>
+        <w:br/>
+        <w:t xml:space="preserve">  But with some exhibits, the show's organizers seemed to have miscalculated. The Edible Archives, a cafe across the road from the main event, was designed to be a communal space. Visitors can sample dishes, created by four female chefs, that feature heritage rice varieties from around India. But the price of a rice bowl, around $2, was double what locals would pay elsewhere, dissuading some customers.</w:t>
+        <w:br/>
+        <w:t xml:space="preserve">  Few Kochi visitors were stopping to study the writing on the T-shirts flapping in the wind along Aspinwall's waterfront, although their political message was directed at their own history: The exhibit, ''One Hundred and Nineteen Deeds of Sale,'' by the South African artist Sue Williamson, memorialized the names, age, sex and sale prices of Kochi residents captured by 17th-century Dutch traders and sold as slaves in Cape Town, South Africa.</w:t>
+        <w:br/>
+        <w:t xml:space="preserve">  During opening week, Sharif K.M. was busy working, rolling dozens of empty oil drums through the front door of a warehouse onto a flatbed truck. Looming above him was a biennale mural of two giant purple-stained hands by the Nepalese street artist Kiran Maharjan.</w:t>
+        <w:br/>
+        <w:t xml:space="preserve">  Covered in black grease from his boots to his burgundy cap, Sharif, who prefers to use one name, had little time to think about such things.</w:t>
+        <w:br/>
+        <w:t xml:space="preserve">  ''Whatever an artist draws has its meaning,'' he said, gesturing at the mural. ''But I have not understood it yet.''</w:t>
+        <w:br/>
+        <w:t xml:space="preserve">  Just a handful of artists at the show are from Kerala, a sore point for Sebastian Thomas, a retiree who plays the saxophone at a local hotel. He complained about the lack of representation for local craftspeople who make metal mirrors, furniture and pottery. ''Working-class art is not really portrayed,'' he said.</w:t>
+        <w:br/>
+        <w:t xml:space="preserve">  Still, as the show closed on the first day, Mr. Thomas could not keep his hands off a weaver's loom that had been restrung like a sitar.</w:t>
+        <w:br/>
+        <w:t xml:space="preserve">  ''It's out of tune,'' he declared, as he ran a floppy-tipped wand across the strings. Yet he seemed mesmerized by the unusual tones made by the loom, a collaboration between the Mexican artist Tania Candiani and local instrument makers. ''What kind of artist would make music from that?'' he wondered.</w:t>
+        <w:br/>
+        <w:t xml:space="preserve">  Shalini Venugopal contributed reporting.</w:t>
         <w:br/>
         <w:br/>
-        <w:t>http://www.nytimes.com/2015/02/12/opinion/in-india-glimpses-of-economic-optimism-and-frustration.html</w:t>
+        <w:t>https://www.nytimes.com/2019/01/09/arts/design/india-kochi-biennale.html</w:t>
         <w:br/>
         <w:br/>
         <w:t>Graphic</w:t>
@@ -78,7 +120,19 @@
         <w:br/>
         <w:t xml:space="preserve"> </w:t>
         <w:br/>
-        <w:t>GRAPHIC</w:t>
+        <w:t>PHOTOS: Clockwise from top left: Anita Dube, curator of the Kochi-Muziris Biennale</w:t>
+        <w:br/>
+        <w:t>a print from Pangrok Sulap, a Malaysian collective</w:t>
+        <w:br/>
+        <w:t>Prima Kurien, left, a chef, and Shalini Krishnan, a writer</w:t>
+        <w:br/>
+        <w:t>Song Dong's installation ''Water Temple''</w:t>
+        <w:br/>
+        <w:t>the band Oorali performed outside their tour bus</w:t>
+        <w:br/>
+        <w:t>viewing photos by Chandan Gomes</w:t>
+        <w:br/>
+        <w:t xml:space="preserve"> and the husband-and-wife team Subhash, left, and Durgabai Vyam. Center, a work featuring flood-damaged items. (PHOTOGRAPHS BY ATUL LOKE FOR THE NEW YORK TIMES)</w:t>
       </w:r>
     </w:p>
     <w:sectPr>

--- a/example_articles/countries/India/1.countries_India_New_York_Times.docx
+++ b/example_articles/countries/India/1.countries_India_New_York_Times.docx
@@ -7,7 +7,7 @@
         <w:pStyle w:val="Heading1"/>
       </w:pPr>
       <w:r>
-        <w:t>A Biennale Fit for India</w:t>
+        <w:t>Sisters Recall the Saint Among Them</w:t>
       </w:r>
     </w:p>
     <w:p>
@@ -17,22 +17,22 @@
     </w:p>
     <w:p>
       <w:r>
-        <w:t>Date: 2019-01-13</w:t>
+        <w:t>Date: 2000-03-19</w:t>
       </w:r>
     </w:p>
     <w:p>
       <w:r>
-        <w:t>Section: Section AR; Column 0; Arts and Leisure Desk; Pg. 18</w:t>
+        <w:t>Section: Section A; ; Section A; Page 22; Column 4; National Desk ; Column 4;</w:t>
       </w:r>
     </w:p>
     <w:p>
       <w:r>
-        <w:t>Source file: NYT/23.DOCX</w:t>
+        <w:t>Source file: NYT/39.DOCX</w:t>
       </w:r>
     </w:p>
     <w:p>
       <w:r>
-        <w:t>Raw locations result, 'locations': ['India']</w:t>
+        <w:t>Raw locations result, 'locations': ['Pennsylvania', 'New Mexico', 'Louisiana', 'States with Indian reservations in the West and South (unspecified)']</w:t>
       </w:r>
     </w:p>
     <w:p>
@@ -49,70 +49,40 @@
     </w:p>
     <w:p>
       <w:r>
-        <w:t>KOCHI, India -- Clad in a simple striped shirt and the white mundu of the city's fishmongers, Bashir stood out from the well-heeled throng at the warehouse galleries and tree-filled courtyards on the first day of India's biggest contemporary art show, the Kochi-Muziris Biennale.</w:t>
+        <w:t>The first time the young heiress from Rittenhouse Square made headlines was in 1889 when The Philadelphia Public Ledger bannered: "Miss Drexel Enters a Catholic Convent -- Gives Up Seven Million."</w:t>
         <w:br/>
-        <w:t xml:space="preserve">Keeping to himself, he moved from room to room, stopping to study moody landscapes by the Delhi photographer Chandan Gomes that were paired with imaginary scenes drawn by a girl who died at age 12. </w:t>
+        <w:t>But Katharine Drexel, while embracing the vow of poverty, did not quite give up the family fortune accumulated by her father, Francis, a banking partner of J. P. Morgan's. Rather, she invested it in two of the most abused groups in 19th-century America as she dared to create a congregation of missionary nuns dedicated to educating post-slavery blacks and American Indians.</w:t>
         <w:br/>
-        <w:t xml:space="preserve">  ''I don't understand the inner meaning of the art,'' said Bashir, who uses one name and makes a living wrapping and delivering fish. ''I just like to see beautiful things.''</w:t>
+        <w:t>Her innovation was no less a sensation in its day than is the latest Drexel headline, "Pope Announces Sainthood for Champion of Minorities," which is slowly sinking in here in this highway-laced bedroom community north of Philadelphia.</w:t>
         <w:br/>
-        <w:t xml:space="preserve">  Bashir's willingness to engage with the artwork, no matter how challenging, was a victory for the show's organizers. The southern state of Kerala, and India as a whole, have very few public venues to see art. So the organizers of the biennale, which runs until March 29, strove to create an event that would appeal to everyone -- from untutored day laborers to veteran museum curators.</w:t>
+        <w:t>The Vatican, having deemed two cures of gravely ill children miraculous, has announced that the onetime socialite will indeed be Saint Katharine Drexel as of October.</w:t>
         <w:br/>
-        <w:t xml:space="preserve">  ''We are making a cultural festival,'' said Bose Krishnamachari, a painter from Kerala who co-founded the show eight years ago. ''We have tried to penetrate to the people's minds so that they feel that it is their biennale.''</w:t>
+        <w:t>Hotels have already begun calling the Sisters of the Blessed Sacrament in anticipation of fresh waves of pilgrims to Blessed Katharine's tomb here at the motherhouse. In preparation for the modern ways of faith, the sisters have joined the Internet (www.katharinedrexel.org) and are stocking the souvenir shop with some of the most eclectic arrays of sacramentals.</w:t>
         <w:br/>
-        <w:t xml:space="preserve">  Performances by Oorali, a multilingual folk-reggae band from Kerala whose tour bus opens up to become a stage, are mixed in with more cerebral works, such as B.V. Suresh's ''Canes of Wrath,'' a dark room filled with representations of slaughtered peacocks, clattering canes and whirling brooms designed to evoke the oppressive tactics of India's Hindu extremists.</w:t>
+        <w:t>"I'm in awe," Mayor Joe DiGirolamo said at the very idea of St. Katharine. He is busy designing new traffic controls even as he makes plans to be in Rome for the canonization. He recalls the saint from his boyhood as an eye-catching wisp of a matriarch late in life, staring out from her wheelchair at the working-class strivers of Bensalem.</w:t>
         <w:br/>
-        <w:t xml:space="preserve">  The acclaimed South African artist William Kentridge has been given space for an eight-screen video installation featuring his famous dancing silhouettes. But the biennale's curator, Anita Dube, also chose to show the works of Bapi Das, a little-known artist from Kolkata, who drives a three-wheeled taxi and sews needlepoint scenes of daily life there.</w:t>
+        <w:t>Inside the motherhouse, proud smiles abound. There are some stunning recollections of Katharine Drexel, who was raised to see the poor as individuals invited three times a week to her parents' Philadelphia mansion for a discreet family dole.</w:t>
         <w:br/>
-        <w:t xml:space="preserve">  Many of the works are interactive, and on Mondays, entry to the biennale is free, an attempt to draw in local laborers like Bashir, who would balk at paying the entry fee of 100 rupees, about $1.40. A satellite show supports the next generation of artists, featuring about 130 projects from students across South Asia.</w:t>
+        <w:t>"She'd be shocked at this," Sister Thomasita Daley said. A lively octogenarian, Sister Thomasita dwelled on the founder's humanity and determined humility -- plain qualities the sisters acknowledge are at risk of being lost in the mist of hagiography and the approaching busloads of tourists.</w:t>
         <w:br/>
-        <w:t xml:space="preserve">  The title of the biennale, ''Possibilities for a Non-Alienated Life,'' reflects Ms. Dube's effort to build connections between communities, both in Kochi and beyond.</w:t>
+        <w:t>For this reason, Sister Beatrice Jefferies, the order's vice president, likes to hear the few surviving nuns who knew Mother Katharine sit around and talk of her as a resourceful woman more than a mesmerizing saint. "We have to keep telling the stories," she emphasized.</w:t>
         <w:br/>
-        <w:t xml:space="preserve">  ''In spite of our hyper-connectivity, we are more and more alienated from each other,'' said Ms. Dube, a sculptor and art historian. ''We need to think of ways that people can be together via culture.''</w:t>
+        <w:t>Sister Thomasita knew Mother Katharine as a spiritual role model and hard-driving businesswoman often on the road but in the background as she built the order into a formidable sisterhood of 500 women teaching in ghettoes and on Indian reservations in 21 states.</w:t>
         <w:br/>
-        <w:t xml:space="preserve">  Kochi, a centuries-old port city formerly known as Cochin, was at various times ruled by the Portuguese, the Dutch and the British. It has long been a melting pot of cultures and religions.</w:t>
+        <w:t>"Believe me, honey, we turned them out," Sister Thomasita said proudly of the tens of thousands of graduates. Mother Katharine predated the nation's civil rights struggle by 70 years, building scores of schools and convents and a college for her needy youngsters, Xavier College in New Orleans.</w:t>
         <w:br/>
-        <w:t xml:space="preserve">  From its first edition, the biennale has tried to reflect that inclusiveness. For this one, Ms. Dube recruited more than 100 artists from India and 30 other countries. More than half are women, and many, like Mr. Das, had received little previous exposure.</w:t>
+        <w:t>"But there would Mother Katharine be, patching her stockings in the evening alongside the rest of us," said Sister Thomasita, who was a novice when she met the durable founder, who died in 1955 at the age of 96.</w:t>
         <w:br/>
-        <w:t xml:space="preserve">  Shambhavi, a painter and sculptor from the rural Indian state of Bihar, said that women who are artists had long struggled to get the same attention as men. Her work here -- a cluster of 300 sickles and other abstract sculptures of farm life -- has no distinct gender cast. ''But the farmer's world is very feminine, close to the earth,'' said Shambhavi, who uses one name professionally.</w:t>
+        <w:t>Mother Katharine was a shrewd talent scout, sending recruiters to the Catholic farm villages of Ireland and scooping up Inez Carney 67 years ago in a group of 19 adventurous colleens from County Mayo. "I've had a great time," said Sister Inez, an elfin nun, looking back at a career in which she amassed lifelong friends as she taught in numerous Southern ghettoes and Western reservations of the Apache, Navajo, Pueblo and Osage tribes.</w:t>
         <w:br/>
-        <w:t xml:space="preserve">  Contemporary art can be difficult for audiences anywhere to understand, and especially so in India, a nation of 1.3 billion people with little arts education, few museums and almost no government support for the fine arts.</w:t>
+        <w:t>Sister Inez helped nurse Mother Katharine in her final years. Rather than recalling saintly deeds, she remains impressed at how the founder demanded all the homespun limits of poverty, down to a severe wooden chair when she was infirm. "She could have had a grand big lounge chair!" Sister Inez said. "She could have had anything," she said, touching once more on the riches-to-wimple tale that first beguiled Americans over a century ago.</w:t>
         <w:br/>
-        <w:t xml:space="preserve">  Galleries and private museums have begun to take root in some cities. The Kerala government is a major sponsor of the Kochi biennale, which cost about $4 million.</w:t>
+        <w:t>In truth, that famous Drexel fortune, which amounted to $20 million across time, is gone now, the trust funds having reverted to other family charities with the death of Mother Katharine. "It's very difficult right now," admitted Sister Faith Okerson, while hardly doubting the survival of an order that, like other modern sisterhoods, has had its membership dwindle to half.</w:t>
         <w:br/>
-        <w:t xml:space="preserve">  However, India's leaders have generally focused on other needs, such as food and health care for the many Indians who live in deep poverty. The art that does get funded tends to support political goals. The government just spent about $430 million to build the world's tallest statue -- a 597-foot monument to the independence leader Sardar Vallabhbhai Patel by the sculptor Ram V. Sutar -- in Gujarat, the home state of India's current prime minister, Narendra Modi. Two bigger statues, of the ancient king Chhatrapati Shivaji and the Hindu deity Ram, are planned in other states run by Mr. Modi's party.</w:t>
-        <w:br/>
-        <w:t xml:space="preserve">  ''It's all about railways, more airports, more roads, more high-rises, and now, the biggest statues in the world,'' Ms. Dube complained. ''Culture is at the back.''</w:t>
-        <w:br/>
-        <w:t xml:space="preserve">  The biennale in 2016-17 drew about 600,000 visitors, and planners hope for 700,000 this time. For Kerala, devastated by flooding from last summer's monsoons, the show is an economic lifeline that is expected to draw tourists from around the world, some of whom may also visit the area's beaches or stay on houseboats on its inland waterways.</w:t>
-        <w:br/>
-        <w:t xml:space="preserve">  Some artists here are paying homage to the flood's victims. Marzia Farhana's installation, ''Ecocide and the Rise of Free Fall,'' suspends refrigerators and books salvaged from flooded homes, in a symbolic representation of impermanence. Oorali plans to take its bus on the road and perform up and down the coast, entertaining fishermen who heroically rescued many people from the rising waters.</w:t>
-        <w:br/>
-        <w:t xml:space="preserve">  Shanay Jhaveri, assistant curator of South Asian art at the Metropolitan Museum of Art in New York, attended the biennale's opening and said he was struck by how the exhibition addresses the political issues of the day without proselytizing.</w:t>
-        <w:br/>
-        <w:t xml:space="preserve">  ''It's about setting up a conversation,'' he said. ''I don't think Anita is trying to provide an answer. She is asking, 'How do we find a way to support each other?'''</w:t>
-        <w:br/>
-        <w:t xml:space="preserve">  After getting off to a slow start on Dec. 12, the show built momentum over the Christmas and New Year's holidays, when many Indian businesses and schools were closed. The main venue at Aspinwall House was crowded with families taking cellphone photos, and people flocked to ''Water Temple,'' an outdoor installation by the Beijing artist Song Dong that invites guests to make ephemeral paintings on its walls with a brush and water.</w:t>
-        <w:br/>
-        <w:t xml:space="preserve">  But with some exhibits, the show's organizers seemed to have miscalculated. The Edible Archives, a cafe across the road from the main event, was designed to be a communal space. Visitors can sample dishes, created by four female chefs, that feature heritage rice varieties from around India. But the price of a rice bowl, around $2, was double what locals would pay elsewhere, dissuading some customers.</w:t>
-        <w:br/>
-        <w:t xml:space="preserve">  Few Kochi visitors were stopping to study the writing on the T-shirts flapping in the wind along Aspinwall's waterfront, although their political message was directed at their own history: The exhibit, ''One Hundred and Nineteen Deeds of Sale,'' by the South African artist Sue Williamson, memorialized the names, age, sex and sale prices of Kochi residents captured by 17th-century Dutch traders and sold as slaves in Cape Town, South Africa.</w:t>
-        <w:br/>
-        <w:t xml:space="preserve">  During opening week, Sharif K.M. was busy working, rolling dozens of empty oil drums through the front door of a warehouse onto a flatbed truck. Looming above him was a biennale mural of two giant purple-stained hands by the Nepalese street artist Kiran Maharjan.</w:t>
-        <w:br/>
-        <w:t xml:space="preserve">  Covered in black grease from his boots to his burgundy cap, Sharif, who prefers to use one name, had little time to think about such things.</w:t>
-        <w:br/>
-        <w:t xml:space="preserve">  ''Whatever an artist draws has its meaning,'' he said, gesturing at the mural. ''But I have not understood it yet.''</w:t>
-        <w:br/>
-        <w:t xml:space="preserve">  Just a handful of artists at the show are from Kerala, a sore point for Sebastian Thomas, a retiree who plays the saxophone at a local hotel. He complained about the lack of representation for local craftspeople who make metal mirrors, furniture and pottery. ''Working-class art is not really portrayed,'' he said.</w:t>
-        <w:br/>
-        <w:t xml:space="preserve">  Still, as the show closed on the first day, Mr. Thomas could not keep his hands off a weaver's loom that had been restrung like a sitar.</w:t>
-        <w:br/>
-        <w:t xml:space="preserve">  ''It's out of tune,'' he declared, as he ran a floppy-tipped wand across the strings. Yet he seemed mesmerized by the unusual tones made by the loom, a collaboration between the Mexican artist Tania Candiani and local instrument makers. ''What kind of artist would make music from that?'' he wondered.</w:t>
-        <w:br/>
-        <w:t xml:space="preserve">  Shalini Venugopal contributed reporting.</w:t>
+        <w:t>Most painfully, the sisters recently had to close Mother Katharine's very first mission, the 111-year-old St. Catherine's school on the Pueblo reservation in Santa Fe. A tribal leader, Joe Abeyta Sr., sorrowfully traveled here to pray and put sacred corn pollen on Mother Katharine's crypt. The nuns recorded what he prayed: "Mother Katharine, you loved me, you came to my house. You have taught us well and we are ready to lead."</w:t>
         <w:br/>
         <w:br/>
-        <w:t>https://www.nytimes.com/2019/01/09/arts/design/india-kochi-biennale.html</w:t>
+        <w:t>http://www.nytimes.com</w:t>
         <w:br/>
         <w:br/>
         <w:t>Graphic</w:t>
@@ -120,19 +90,7 @@
         <w:br/>
         <w:t xml:space="preserve"> </w:t>
         <w:br/>
-        <w:t>PHOTOS: Clockwise from top left: Anita Dube, curator of the Kochi-Muziris Biennale</w:t>
-        <w:br/>
-        <w:t>a print from Pangrok Sulap, a Malaysian collective</w:t>
-        <w:br/>
-        <w:t>Prima Kurien, left, a chef, and Shalini Krishnan, a writer</w:t>
-        <w:br/>
-        <w:t>Song Dong's installation ''Water Temple''</w:t>
-        <w:br/>
-        <w:t>the band Oorali performed outside their tour bus</w:t>
-        <w:br/>
-        <w:t>viewing photos by Chandan Gomes</w:t>
-        <w:br/>
-        <w:t xml:space="preserve"> and the husband-and-wife team Subhash, left, and Durgabai Vyam. Center, a work featuring flood-damaged items. (PHOTOGRAPHS BY ATUL LOKE FOR THE NEW YORK TIMES)</w:t>
+        <w:t>Photo: Sister Thomasita Daley knew Mother Katharine Drexel (in portrait), soon to be a saint, as a spirited role model. (Laura Pedrick for The New York Times)</w:t>
       </w:r>
     </w:p>
     <w:sectPr>

--- a/example_articles/countries/India/1.countries_India_New_York_Times.docx
+++ b/example_articles/countries/India/1.countries_India_New_York_Times.docx
@@ -7,7 +7,7 @@
         <w:pStyle w:val="Heading1"/>
       </w:pPr>
       <w:r>
-        <w:t>Sisters Recall the Saint Among Them</w:t>
+        <w:t>A Biennale Fit for India</w:t>
       </w:r>
     </w:p>
     <w:p>
@@ -17,22 +17,22 @@
     </w:p>
     <w:p>
       <w:r>
-        <w:t>Date: 2000-03-19</w:t>
+        <w:t>Date: 2019-01-13</w:t>
       </w:r>
     </w:p>
     <w:p>
       <w:r>
-        <w:t>Section: Section A; ; Section A; Page 22; Column 4; National Desk ; Column 4;</w:t>
+        <w:t>Section: Section AR; Column 0; Arts and Leisure Desk; Pg. 18</w:t>
       </w:r>
     </w:p>
     <w:p>
       <w:r>
-        <w:t>Source file: NYT/39.DOCX</w:t>
+        <w:t>Source file: NYT/23.DOCX</w:t>
       </w:r>
     </w:p>
     <w:p>
       <w:r>
-        <w:t>Raw locations result, 'locations': ['Pennsylvania', 'New Mexico', 'Louisiana', 'States with Indian reservations in the West and South (unspecified)']</w:t>
+        <w:t>Raw locations result, 'locations': ['India']</w:t>
       </w:r>
     </w:p>
     <w:p>
@@ -49,40 +49,70 @@
     </w:p>
     <w:p>
       <w:r>
-        <w:t>The first time the young heiress from Rittenhouse Square made headlines was in 1889 when The Philadelphia Public Ledger bannered: "Miss Drexel Enters a Catholic Convent -- Gives Up Seven Million."</w:t>
+        <w:t>KOCHI, India -- Clad in a simple striped shirt and the white mundu of the city's fishmongers, Bashir stood out from the well-heeled throng at the warehouse galleries and tree-filled courtyards on the first day of India's biggest contemporary art show, the Kochi-Muziris Biennale.</w:t>
         <w:br/>
-        <w:t>But Katharine Drexel, while embracing the vow of poverty, did not quite give up the family fortune accumulated by her father, Francis, a banking partner of J. P. Morgan's. Rather, she invested it in two of the most abused groups in 19th-century America as she dared to create a congregation of missionary nuns dedicated to educating post-slavery blacks and American Indians.</w:t>
+        <w:t xml:space="preserve">Keeping to himself, he moved from room to room, stopping to study moody landscapes by the Delhi photographer Chandan Gomes that were paired with imaginary scenes drawn by a girl who died at age 12. </w:t>
         <w:br/>
-        <w:t>Her innovation was no less a sensation in its day than is the latest Drexel headline, "Pope Announces Sainthood for Champion of Minorities," which is slowly sinking in here in this highway-laced bedroom community north of Philadelphia.</w:t>
+        <w:t xml:space="preserve">  ''I don't understand the inner meaning of the art,'' said Bashir, who uses one name and makes a living wrapping and delivering fish. ''I just like to see beautiful things.''</w:t>
         <w:br/>
-        <w:t>The Vatican, having deemed two cures of gravely ill children miraculous, has announced that the onetime socialite will indeed be Saint Katharine Drexel as of October.</w:t>
+        <w:t xml:space="preserve">  Bashir's willingness to engage with the artwork, no matter how challenging, was a victory for the show's organizers. The southern state of Kerala, and India as a whole, have very few public venues to see art. So the organizers of the biennale, which runs until March 29, strove to create an event that would appeal to everyone -- from untutored day laborers to veteran museum curators.</w:t>
         <w:br/>
-        <w:t>Hotels have already begun calling the Sisters of the Blessed Sacrament in anticipation of fresh waves of pilgrims to Blessed Katharine's tomb here at the motherhouse. In preparation for the modern ways of faith, the sisters have joined the Internet (www.katharinedrexel.org) and are stocking the souvenir shop with some of the most eclectic arrays of sacramentals.</w:t>
+        <w:t xml:space="preserve">  ''We are making a cultural festival,'' said Bose Krishnamachari, a painter from Kerala who co-founded the show eight years ago. ''We have tried to penetrate to the people's minds so that they feel that it is their biennale.''</w:t>
         <w:br/>
-        <w:t>"I'm in awe," Mayor Joe DiGirolamo said at the very idea of St. Katharine. He is busy designing new traffic controls even as he makes plans to be in Rome for the canonization. He recalls the saint from his boyhood as an eye-catching wisp of a matriarch late in life, staring out from her wheelchair at the working-class strivers of Bensalem.</w:t>
+        <w:t xml:space="preserve">  Performances by Oorali, a multilingual folk-reggae band from Kerala whose tour bus opens up to become a stage, are mixed in with more cerebral works, such as B.V. Suresh's ''Canes of Wrath,'' a dark room filled with representations of slaughtered peacocks, clattering canes and whirling brooms designed to evoke the oppressive tactics of India's Hindu extremists.</w:t>
         <w:br/>
-        <w:t>Inside the motherhouse, proud smiles abound. There are some stunning recollections of Katharine Drexel, who was raised to see the poor as individuals invited three times a week to her parents' Philadelphia mansion for a discreet family dole.</w:t>
+        <w:t xml:space="preserve">  The acclaimed South African artist William Kentridge has been given space for an eight-screen video installation featuring his famous dancing silhouettes. But the biennale's curator, Anita Dube, also chose to show the works of Bapi Das, a little-known artist from Kolkata, who drives a three-wheeled taxi and sews needlepoint scenes of daily life there.</w:t>
         <w:br/>
-        <w:t>"She'd be shocked at this," Sister Thomasita Daley said. A lively octogenarian, Sister Thomasita dwelled on the founder's humanity and determined humility -- plain qualities the sisters acknowledge are at risk of being lost in the mist of hagiography and the approaching busloads of tourists.</w:t>
+        <w:t xml:space="preserve">  Many of the works are interactive, and on Mondays, entry to the biennale is free, an attempt to draw in local laborers like Bashir, who would balk at paying the entry fee of 100 rupees, about $1.40. A satellite show supports the next generation of artists, featuring about 130 projects from students across South Asia.</w:t>
         <w:br/>
-        <w:t>For this reason, Sister Beatrice Jefferies, the order's vice president, likes to hear the few surviving nuns who knew Mother Katharine sit around and talk of her as a resourceful woman more than a mesmerizing saint. "We have to keep telling the stories," she emphasized.</w:t>
+        <w:t xml:space="preserve">  The title of the biennale, ''Possibilities for a Non-Alienated Life,'' reflects Ms. Dube's effort to build connections between communities, both in Kochi and beyond.</w:t>
         <w:br/>
-        <w:t>Sister Thomasita knew Mother Katharine as a spiritual role model and hard-driving businesswoman often on the road but in the background as she built the order into a formidable sisterhood of 500 women teaching in ghettoes and on Indian reservations in 21 states.</w:t>
+        <w:t xml:space="preserve">  ''In spite of our hyper-connectivity, we are more and more alienated from each other,'' said Ms. Dube, a sculptor and art historian. ''We need to think of ways that people can be together via culture.''</w:t>
         <w:br/>
-        <w:t>"Believe me, honey, we turned them out," Sister Thomasita said proudly of the tens of thousands of graduates. Mother Katharine predated the nation's civil rights struggle by 70 years, building scores of schools and convents and a college for her needy youngsters, Xavier College in New Orleans.</w:t>
+        <w:t xml:space="preserve">  Kochi, a centuries-old port city formerly known as Cochin, was at various times ruled by the Portuguese, the Dutch and the British. It has long been a melting pot of cultures and religions.</w:t>
         <w:br/>
-        <w:t>"But there would Mother Katharine be, patching her stockings in the evening alongside the rest of us," said Sister Thomasita, who was a novice when she met the durable founder, who died in 1955 at the age of 96.</w:t>
+        <w:t xml:space="preserve">  From its first edition, the biennale has tried to reflect that inclusiveness. For this one, Ms. Dube recruited more than 100 artists from India and 30 other countries. More than half are women, and many, like Mr. Das, had received little previous exposure.</w:t>
         <w:br/>
-        <w:t>Mother Katharine was a shrewd talent scout, sending recruiters to the Catholic farm villages of Ireland and scooping up Inez Carney 67 years ago in a group of 19 adventurous colleens from County Mayo. "I've had a great time," said Sister Inez, an elfin nun, looking back at a career in which she amassed lifelong friends as she taught in numerous Southern ghettoes and Western reservations of the Apache, Navajo, Pueblo and Osage tribes.</w:t>
+        <w:t xml:space="preserve">  Shambhavi, a painter and sculptor from the rural Indian state of Bihar, said that women who are artists had long struggled to get the same attention as men. Her work here -- a cluster of 300 sickles and other abstract sculptures of farm life -- has no distinct gender cast. ''But the farmer's world is very feminine, close to the earth,'' said Shambhavi, who uses one name professionally.</w:t>
         <w:br/>
-        <w:t>Sister Inez helped nurse Mother Katharine in her final years. Rather than recalling saintly deeds, she remains impressed at how the founder demanded all the homespun limits of poverty, down to a severe wooden chair when she was infirm. "She could have had a grand big lounge chair!" Sister Inez said. "She could have had anything," she said, touching once more on the riches-to-wimple tale that first beguiled Americans over a century ago.</w:t>
+        <w:t xml:space="preserve">  Contemporary art can be difficult for audiences anywhere to understand, and especially so in India, a nation of 1.3 billion people with little arts education, few museums and almost no government support for the fine arts.</w:t>
         <w:br/>
-        <w:t>In truth, that famous Drexel fortune, which amounted to $20 million across time, is gone now, the trust funds having reverted to other family charities with the death of Mother Katharine. "It's very difficult right now," admitted Sister Faith Okerson, while hardly doubting the survival of an order that, like other modern sisterhoods, has had its membership dwindle to half.</w:t>
+        <w:t xml:space="preserve">  Galleries and private museums have begun to take root in some cities. The Kerala government is a major sponsor of the Kochi biennale, which cost about $4 million.</w:t>
         <w:br/>
-        <w:t>Most painfully, the sisters recently had to close Mother Katharine's very first mission, the 111-year-old St. Catherine's school on the Pueblo reservation in Santa Fe. A tribal leader, Joe Abeyta Sr., sorrowfully traveled here to pray and put sacred corn pollen on Mother Katharine's crypt. The nuns recorded what he prayed: "Mother Katharine, you loved me, you came to my house. You have taught us well and we are ready to lead."</w:t>
+        <w:t xml:space="preserve">  However, India's leaders have generally focused on other needs, such as food and health care for the many Indians who live in deep poverty. The art that does get funded tends to support political goals. The government just spent about $430 million to build the world's tallest statue -- a 597-foot monument to the independence leader Sardar Vallabhbhai Patel by the sculptor Ram V. Sutar -- in Gujarat, the home state of India's current prime minister, Narendra Modi. Two bigger statues, of the ancient king Chhatrapati Shivaji and the Hindu deity Ram, are planned in other states run by Mr. Modi's party.</w:t>
+        <w:br/>
+        <w:t xml:space="preserve">  ''It's all about railways, more airports, more roads, more high-rises, and now, the biggest statues in the world,'' Ms. Dube complained. ''Culture is at the back.''</w:t>
+        <w:br/>
+        <w:t xml:space="preserve">  The biennale in 2016-17 drew about 600,000 visitors, and planners hope for 700,000 this time. For Kerala, devastated by flooding from last summer's monsoons, the show is an economic lifeline that is expected to draw tourists from around the world, some of whom may also visit the area's beaches or stay on houseboats on its inland waterways.</w:t>
+        <w:br/>
+        <w:t xml:space="preserve">  Some artists here are paying homage to the flood's victims. Marzia Farhana's installation, ''Ecocide and the Rise of Free Fall,'' suspends refrigerators and books salvaged from flooded homes, in a symbolic representation of impermanence. Oorali plans to take its bus on the road and perform up and down the coast, entertaining fishermen who heroically rescued many people from the rising waters.</w:t>
+        <w:br/>
+        <w:t xml:space="preserve">  Shanay Jhaveri, assistant curator of South Asian art at the Metropolitan Museum of Art in New York, attended the biennale's opening and said he was struck by how the exhibition addresses the political issues of the day without proselytizing.</w:t>
+        <w:br/>
+        <w:t xml:space="preserve">  ''It's about setting up a conversation,'' he said. ''I don't think Anita is trying to provide an answer. She is asking, 'How do we find a way to support each other?'''</w:t>
+        <w:br/>
+        <w:t xml:space="preserve">  After getting off to a slow start on Dec. 12, the show built momentum over the Christmas and New Year's holidays, when many Indian businesses and schools were closed. The main venue at Aspinwall House was crowded with families taking cellphone photos, and people flocked to ''Water Temple,'' an outdoor installation by the Beijing artist Song Dong that invites guests to make ephemeral paintings on its walls with a brush and water.</w:t>
+        <w:br/>
+        <w:t xml:space="preserve">  But with some exhibits, the show's organizers seemed to have miscalculated. The Edible Archives, a cafe across the road from the main event, was designed to be a communal space. Visitors can sample dishes, created by four female chefs, that feature heritage rice varieties from around India. But the price of a rice bowl, around $2, was double what locals would pay elsewhere, dissuading some customers.</w:t>
+        <w:br/>
+        <w:t xml:space="preserve">  Few Kochi visitors were stopping to study the writing on the T-shirts flapping in the wind along Aspinwall's waterfront, although their political message was directed at their own history: The exhibit, ''One Hundred and Nineteen Deeds of Sale,'' by the South African artist Sue Williamson, memorialized the names, age, sex and sale prices of Kochi residents captured by 17th-century Dutch traders and sold as slaves in Cape Town, South Africa.</w:t>
+        <w:br/>
+        <w:t xml:space="preserve">  During opening week, Sharif K.M. was busy working, rolling dozens of empty oil drums through the front door of a warehouse onto a flatbed truck. Looming above him was a biennale mural of two giant purple-stained hands by the Nepalese street artist Kiran Maharjan.</w:t>
+        <w:br/>
+        <w:t xml:space="preserve">  Covered in black grease from his boots to his burgundy cap, Sharif, who prefers to use one name, had little time to think about such things.</w:t>
+        <w:br/>
+        <w:t xml:space="preserve">  ''Whatever an artist draws has its meaning,'' he said, gesturing at the mural. ''But I have not understood it yet.''</w:t>
+        <w:br/>
+        <w:t xml:space="preserve">  Just a handful of artists at the show are from Kerala, a sore point for Sebastian Thomas, a retiree who plays the saxophone at a local hotel. He complained about the lack of representation for local craftspeople who make metal mirrors, furniture and pottery. ''Working-class art is not really portrayed,'' he said.</w:t>
+        <w:br/>
+        <w:t xml:space="preserve">  Still, as the show closed on the first day, Mr. Thomas could not keep his hands off a weaver's loom that had been restrung like a sitar.</w:t>
+        <w:br/>
+        <w:t xml:space="preserve">  ''It's out of tune,'' he declared, as he ran a floppy-tipped wand across the strings. Yet he seemed mesmerized by the unusual tones made by the loom, a collaboration between the Mexican artist Tania Candiani and local instrument makers. ''What kind of artist would make music from that?'' he wondered.</w:t>
+        <w:br/>
+        <w:t xml:space="preserve">  Shalini Venugopal contributed reporting.</w:t>
         <w:br/>
         <w:br/>
-        <w:t>http://www.nytimes.com</w:t>
+        <w:t>https://www.nytimes.com/2019/01/09/arts/design/india-kochi-biennale.html</w:t>
         <w:br/>
         <w:br/>
         <w:t>Graphic</w:t>
@@ -90,7 +120,19 @@
         <w:br/>
         <w:t xml:space="preserve"> </w:t>
         <w:br/>
-        <w:t>Photo: Sister Thomasita Daley knew Mother Katharine Drexel (in portrait), soon to be a saint, as a spirited role model. (Laura Pedrick for The New York Times)</w:t>
+        <w:t>PHOTOS: Clockwise from top left: Anita Dube, curator of the Kochi-Muziris Biennale</w:t>
+        <w:br/>
+        <w:t>a print from Pangrok Sulap, a Malaysian collective</w:t>
+        <w:br/>
+        <w:t>Prima Kurien, left, a chef, and Shalini Krishnan, a writer</w:t>
+        <w:br/>
+        <w:t>Song Dong's installation ''Water Temple''</w:t>
+        <w:br/>
+        <w:t>the band Oorali performed outside their tour bus</w:t>
+        <w:br/>
+        <w:t>viewing photos by Chandan Gomes</w:t>
+        <w:br/>
+        <w:t xml:space="preserve"> and the husband-and-wife team Subhash, left, and Durgabai Vyam. Center, a work featuring flood-damaged items. (PHOTOGRAPHS BY ATUL LOKE FOR THE NEW YORK TIMES)</w:t>
       </w:r>
     </w:p>
     <w:sectPr>
